--- a/tillsyn/A 25592-2026 tillsynsbegäran.docx
+++ b/tillsyn/A 25592-2026 tillsynsbegäran.docx
@@ -930,7 +930,7 @@
     <w:r>
       <w:tab/>
       <w:tab/>
-      <w:t>2026-06-18</w:t>
+      <w:t>2026-06-19</w:t>
       <w:br/>
       <w:br/>
     </w:r>

--- a/tillsyn/A 25592-2026 tillsynsbegäran.docx
+++ b/tillsyn/A 25592-2026 tillsynsbegäran.docx
@@ -930,7 +930,7 @@
     <w:r>
       <w:tab/>
       <w:tab/>
-      <w:t>2026-06-19</w:t>
+      <w:t>2026-06-20</w:t>
       <w:br/>
       <w:br/>
     </w:r>

--- a/tillsyn/A 25592-2026 tillsynsbegäran.docx
+++ b/tillsyn/A 25592-2026 tillsynsbegäran.docx
@@ -12,10 +12,7 @@
     </w:p>
     <w:p>
       <w:r>
-        <w:t>Detta dokument behandlar höga naturvärden i avverkningsanmälan A 25592-2026 i Lycksele kommun som inkom 2026-06-04 och omfattar 3,2 ha.</w:t>
-      </w:r>
-      <w:r>
-        <w:t xml:space="preserve"> I Figur 1 visas fyndplatser för naturvårdsarter i området, som finns registrerade på Artportalen.</w:t>
+        <w:t>Denna tillsynsbegäran behandlar höga naturvärden i avverkningsanmälan A 25592-2026 i Lycksele kommun som inkom 2026-06-04 och omfattar 3,2 ha.</w:t>
       </w:r>
     </w:p>
     <w:p>
@@ -63,27 +60,12 @@
         <w:spacing w:after="240"/>
       </w:pPr>
       <w:r>
-        <w:t>Figur 1. Fyndplatser för naturvårdsarter inom 25 meter från avverkningsanmälan (röd linje). Inom parentes anges rödlistekategorier, S för signalarter, Tför typiska arter och fridlysningsparagrafer i artskyddsförordningen.Markörer utan svart kant är placerade på fyndplatsen. Markörer med svart kant är placerade vid sidan av fyndplatsen och har ett svart streck som visar fyndplatsens exakta position. Kartans mittpunktskoordinat är N 7152423, E 691105 i SWEREF 99 TM.</w:t>
+        <w:t>Figur 1. Fyndplatser för naturvårdsarter inom 25 meter från avverkningsanmälan. Markörer utan svart kant är placerade på fyndplatsen. Markörer med svart kant är placerade vid sidan av fyndplatsen har ett svart streck som visar fyndplatsens exakta position. Kartans mittpunktskoordinat är N 7152423, E 691105 i SWEREF 99 TM.</w:t>
       </w:r>
     </w:p>
     <w:p>
       <w:r>
-        <w:t>Vi begär härmed att Skogsstyrelsen fattar beslut enligt miljöbalken som säkerställer att skogens höga naturvärden bevaras samt att EU-lagstiftning efterlevs och att artskyddsbrott förhindras.</w:t>
-      </w:r>
-    </w:p>
-    <w:p>
-      <w:r>
-        <w:t>Vi begär vidare att Skogsstyrelsen säkerställer att inga skador eller försämringar av naturtypens bevarandestatus i området tillåts ske. Se Rådets direktiv 92/43/EEG samt ickeförsämringskravet i EU:s naturrestaureringsförordning (EU 2024/1991).</w:t>
-      </w:r>
-    </w:p>
-    <w:p>
-      <w:r>
-        <w:t>Vi önskar även ta del av de ställningstaganden och beslut som myndigheten meddelar till följd av aktuell avverkningsanmälan och föreningens inlaga (se 34 § förvaltningslagen).</w:t>
-      </w:r>
-    </w:p>
-    <w:p>
-      <w:r>
-        <w:t>Nedan beskrivs fynd av naturvårdsarter som gjorts i det avverkningsanmälda området. I BILAGA 1 finns artfakta om rödlistade arter.</w:t>
+        <w:t>Inom 25 meter från avverkningsanmälan finns fynd av 7 naturvårdsarter, varav 5 är rödlistade, 7 är typiska (T) och 2 är signalarter (S): grynig filtlav (NT, T), lunglav (NT, T), skrovellav (NT, T), skuggblåslav (NT, T), stiftgelélav (NT, T), skinnlav (S, T) och stuplav (S, T). Se Figur 1.</w:t>
       </w:r>
     </w:p>
     <w:p>
@@ -91,17 +73,35 @@
         <w:pStyle w:val="Heading1"/>
       </w:pPr>
       <w:r>
-        <w:t>Naturvårdsarter</w:t>
+        <w:t>Tillsynsbegäran</w:t>
       </w:r>
     </w:p>
     <w:p>
       <w:r>
-        <w:t>Inom 25 meter från avverkningsanmälan har följande 7 naturvårdsarter hittats: grynig filtlav (NT, T), lunglav (NT, T), skrovellav (NT, T), skuggblåslav (NT, T), stiftgelélav (NT, T), skinnlav (S, T) och stuplav (S, T). Av dessa är 5 rödlistade. För rödlistade arter har rödlistekategorin angivits inom parentes. Arter som är signalarter enligt Skogsstyrelsen har markerats med (S). Typiska arter inom Natura 2000 som är kopplade till skogsekosystem har markerats med (T).</w:t>
+        <w:t>Vi begär härmed att Skogsstyrelsen fattar beslut enligt miljöbalken som säkerställer att skogens höga naturvärden bevaras samt att EU-lagstiftning efterlevs och att artskyddsbrott förhindras.</w:t>
       </w:r>
     </w:p>
     <w:p>
       <w:r>
-        <w:t>De påträffade naturvårdsarterna är ett tydligt kvitto på att det rör sig om en skog med höga naturvärden.</w:t>
+        <w:t>Vi begär vidare att Skogsstyrelsen säkerställer att inga skador eller försämringar av naturtypens bevarandestatus i området tillåts ske. Se Rådets direktiv 92/43/EEG samt ickeförsämringskravet i EU:s naturrestaureringsförordning (EU 2024/1991).</w:t>
+      </w:r>
+    </w:p>
+    <w:p>
+      <w:r>
+        <w:t>Vi önskar även ta del av de ställningstaganden och beslut som myndigheten meddelar till följd av aktuell avverkningsanmälan och föreningens inlaga (se 34 § förvaltningslagen).</w:t>
+      </w:r>
+    </w:p>
+    <w:p>
+      <w:pPr>
+        <w:pStyle w:val="Heading1"/>
+      </w:pPr>
+      <w:r>
+        <w:t>Naturvårdsarter och fridlysta arter</w:t>
+      </w:r>
+    </w:p>
+    <w:p>
+      <w:r>
+        <w:t>Nedan följer beskrivningar av de naturvårdsarter och fridlysta arter som har sina livsmiljöer och växtplatser i den avverkningsanmälda skogen. Se även ytterligare artfakta i BILAGA 1. De påträffade naturvårdsarterna är ett tydligt kvitto på att det rör sig om en skog med höga naturvärden.</w:t>
       </w:r>
     </w:p>
     <w:p>
@@ -203,6 +203,93 @@
         <w:rPr>
           <w:b/>
         </w:rPr>
+        <w:t>Skrovellav (NT)</w:t>
+      </w:r>
+      <w:r>
+        <w:t xml:space="preserve"> växer på gamla lövträd och på klippor i gamla skogar med hög och jämn luftfuktighet. Slutavverkning av kontinuitetsskog utgör det största hotet och lavens fortsatta förekomst bör säkerställas genom att lokaler med äldre skog skyddas. I områden med mycket hög luftfuktighet kan man på bålen av skrovellav finna de sällsynta parasitsvamparna skrovellavsknapp (EN), </w:t>
+      </w:r>
+      <w:r>
+        <w:rPr>
+          <w:i/>
+        </w:rPr>
+        <w:t>Catillaria lobariicola</w:t>
+      </w:r>
+      <w:r>
+        <w:t xml:space="preserve"> (VU) och </w:t>
+      </w:r>
+      <w:r>
+        <w:rPr>
+          <w:i/>
+        </w:rPr>
+        <w:t>Merismatium lobariae</w:t>
+      </w:r>
+      <w:r>
+        <w:t xml:space="preserve"> (DD). Skrovellav är typisk art för </w:t>
+      </w:r>
+      <w:r>
+        <w:rPr>
+          <w:i/>
+        </w:rPr>
+        <w:t xml:space="preserve">9010 Taiga, 9020 Nordlig ädellövskog, 9040 Fjällbjörkskog, 9070 Trädklädd betesmark, 9160 Näringsrik ekskog, 9180 Ädellövskog i branter, 9190 Näringsfattig ekskog, 8210 Kalkbranter </w:t>
+      </w:r>
+      <w:r>
+        <w:t xml:space="preserve">och </w:t>
+      </w:r>
+      <w:r>
+        <w:rPr>
+          <w:i/>
+        </w:rPr>
+        <w:t>6530 Lövängar</w:t>
+      </w:r>
+      <w:r>
+        <w:t xml:space="preserve"> (SLU Artdatabanken, 2026; Nitare &amp; Skogsstyrelsen, 2019).</w:t>
+      </w:r>
+    </w:p>
+    <w:p>
+      <w:r>
+        <w:rPr>
+          <w:b/>
+        </w:rPr>
+        <w:t>Skuggblåslav (NT)</w:t>
+      </w:r>
+      <w:r>
+        <w:t xml:space="preserve"> växer på silikatsten eller gamla träd i äldre naturskogar med hög luftfuktighet. Den påverkas negativt av brist på kontinuitetsskog och minskningstakten för arten bedöms vara nära gränsvärdet för sårbar (VU). Skuggblåslav är typisk art för </w:t>
+      </w:r>
+      <w:r>
+        <w:rPr>
+          <w:i/>
+        </w:rPr>
+        <w:t xml:space="preserve">9010 Taiga </w:t>
+      </w:r>
+      <w:r>
+        <w:t>(Nitare &amp; Skogsstyrelsen, 2019; SLU Artdatabanken, 2026).</w:t>
+      </w:r>
+    </w:p>
+    <w:p>
+      <w:r>
+        <w:rPr>
+          <w:b/>
+        </w:rPr>
+        <w:t>Stiftgelélav (NT)</w:t>
+      </w:r>
+      <w:r>
+        <w:t xml:space="preserve"> växer på gamla aspar och sälgar i blandskogar med hög luftfuktighet. Slutavverkning och vedhuggning är de största hoten och lokaler bör undantas från rationell skogsskötsel. På lång sikt måste inslaget av asp öka i svensk skog. Stiftgelélav är typisk art för </w:t>
+      </w:r>
+      <w:r>
+        <w:rPr>
+          <w:i/>
+        </w:rPr>
+        <w:t>9010 Taiga</w:t>
+      </w:r>
+      <w:r>
+        <w:t xml:space="preserve"> (SLU Artdatabanken, 2024).</w:t>
+      </w:r>
+    </w:p>
+    <w:p>
+      <w:r>
+        <w:rPr>
+          <w:b/>
+        </w:rPr>
         <w:t xml:space="preserve">Skinnlav </w:t>
       </w:r>
       <w:r>
@@ -225,93 +312,6 @@
       </w:r>
       <w:r>
         <w:t>(Nitare &amp; Skogsstyrelsen, 2019; SLU Artdatabanken, 2025).</w:t>
-      </w:r>
-    </w:p>
-    <w:p>
-      <w:r>
-        <w:rPr>
-          <w:b/>
-        </w:rPr>
-        <w:t>Skrovellav (NT)</w:t>
-      </w:r>
-      <w:r>
-        <w:t xml:space="preserve"> växer på gamla lövträd och på klippor i gamla skogar med hög och jämn luftfuktighet. Slutavverkning av kontinuitetsskog utgör det största hotet och lavens fortsatta förekomst bör säkerställas genom att lokaler med äldre skog skyddas. I områden med mycket hög luftfuktighet kan man på bålen av skrovellav finna de sällsynta parasitsvamparna skrovellavsknapp (EN), </w:t>
-      </w:r>
-      <w:r>
-        <w:rPr>
-          <w:i/>
-        </w:rPr>
-        <w:t>Catillaria lobariicola</w:t>
-      </w:r>
-      <w:r>
-        <w:t xml:space="preserve"> (VU) och </w:t>
-      </w:r>
-      <w:r>
-        <w:rPr>
-          <w:i/>
-        </w:rPr>
-        <w:t>Merismatium lobariae</w:t>
-      </w:r>
-      <w:r>
-        <w:t xml:space="preserve"> (DD). Skrovellav är typisk art för </w:t>
-      </w:r>
-      <w:r>
-        <w:rPr>
-          <w:i/>
-        </w:rPr>
-        <w:t xml:space="preserve">9010 Taiga, 9020 Nordlig ädellövskog, 9040 Fjällbjörkskog, 9070 Trädklädd betesmark, 9160 Näringsrik ekskog, 9180 Ädellövskog i branter, 9190 Näringsfattig ekskog, 8210 Kalkbranter </w:t>
-      </w:r>
-      <w:r>
-        <w:t xml:space="preserve">och </w:t>
-      </w:r>
-      <w:r>
-        <w:rPr>
-          <w:i/>
-        </w:rPr>
-        <w:t>6530 Lövängar</w:t>
-      </w:r>
-      <w:r>
-        <w:t xml:space="preserve"> (SLU Artdatabanken, 2026; Nitare &amp; Skogsstyrelsen, 2019).</w:t>
-      </w:r>
-    </w:p>
-    <w:p>
-      <w:r>
-        <w:rPr>
-          <w:b/>
-        </w:rPr>
-        <w:t>Skuggblåslav (NT)</w:t>
-      </w:r>
-      <w:r>
-        <w:t xml:space="preserve"> växer på silikatsten eller gamla träd i äldre naturskogar med hög luftfuktighet. Den påverkas negativt av brist på kontinuitetsskog och minskningstakten för arten bedöms vara nära gränsvärdet för sårbar (VU). Skuggblåslav är typisk art för </w:t>
-      </w:r>
-      <w:r>
-        <w:rPr>
-          <w:i/>
-        </w:rPr>
-        <w:t xml:space="preserve">9010 Taiga </w:t>
-      </w:r>
-      <w:r>
-        <w:t>(Nitare &amp; Skogsstyrelsen, 2019; SLU Artdatabanken, 2026).</w:t>
-      </w:r>
-    </w:p>
-    <w:p>
-      <w:r>
-        <w:rPr>
-          <w:b/>
-        </w:rPr>
-        <w:t>Stiftgelélav (NT)</w:t>
-      </w:r>
-      <w:r>
-        <w:t xml:space="preserve"> växer på gamla aspar och sälgar i blandskogar med hög luftfuktighet. Slutavverkning och vedhuggning är de största hoten och lokaler bör undantas från rationell skogsskötsel. På lång sikt måste inslaget av asp öka i svensk skog. Stiftgelélav är typisk art för </w:t>
-      </w:r>
-      <w:r>
-        <w:rPr>
-          <w:i/>
-        </w:rPr>
-        <w:t>9010 Taiga</w:t>
-      </w:r>
-      <w:r>
-        <w:t xml:space="preserve"> (SLU Artdatabanken, 2024).</w:t>
       </w:r>
     </w:p>
     <w:p>
@@ -930,7 +930,7 @@
     <w:r>
       <w:tab/>
       <w:tab/>
-      <w:t>2026-06-20</w:t>
+      <w:t>2026-06-21</w:t>
       <w:br/>
       <w:br/>
     </w:r>

--- a/tillsyn/A 25592-2026 tillsynsbegäran.docx
+++ b/tillsyn/A 25592-2026 tillsynsbegäran.docx
@@ -930,7 +930,7 @@
     <w:r>
       <w:tab/>
       <w:tab/>
-      <w:t>2026-06-21</w:t>
+      <w:t>2026-06-22</w:t>
       <w:br/>
       <w:br/>
     </w:r>

--- a/tillsyn/A 25592-2026 tillsynsbegäran.docx
+++ b/tillsyn/A 25592-2026 tillsynsbegäran.docx
@@ -930,7 +930,7 @@
     <w:r>
       <w:tab/>
       <w:tab/>
-      <w:t>2026-06-22</w:t>
+      <w:t>2026-06-23</w:t>
       <w:br/>
       <w:br/>
     </w:r>

--- a/tillsyn/A 25592-2026 tillsynsbegäran.docx
+++ b/tillsyn/A 25592-2026 tillsynsbegäran.docx
@@ -930,7 +930,7 @@
     <w:r>
       <w:tab/>
       <w:tab/>
-      <w:t>2026-06-23</w:t>
+      <w:t>2026-06-24</w:t>
       <w:br/>
       <w:br/>
     </w:r>

--- a/tillsyn/A 25592-2026 tillsynsbegäran.docx
+++ b/tillsyn/A 25592-2026 tillsynsbegäran.docx
@@ -930,7 +930,7 @@
     <w:r>
       <w:tab/>
       <w:tab/>
-      <w:t>2026-06-24</w:t>
+      <w:t>2026-06-25</w:t>
       <w:br/>
       <w:br/>
     </w:r>

--- a/tillsyn/A 25592-2026 tillsynsbegäran.docx
+++ b/tillsyn/A 25592-2026 tillsynsbegäran.docx
@@ -930,7 +930,7 @@
     <w:r>
       <w:tab/>
       <w:tab/>
-      <w:t>2026-06-25</w:t>
+      <w:t>2026-06-26</w:t>
       <w:br/>
       <w:br/>
     </w:r>

--- a/tillsyn/A 25592-2026 tillsynsbegäran.docx
+++ b/tillsyn/A 25592-2026 tillsynsbegäran.docx
@@ -930,7 +930,7 @@
     <w:r>
       <w:tab/>
       <w:tab/>
-      <w:t>2026-06-26</w:t>
+      <w:t>2026-06-27</w:t>
       <w:br/>
       <w:br/>
     </w:r>

--- a/tillsyn/A 25592-2026 tillsynsbegäran.docx
+++ b/tillsyn/A 25592-2026 tillsynsbegäran.docx
@@ -930,7 +930,7 @@
     <w:r>
       <w:tab/>
       <w:tab/>
-      <w:t>2026-06-27</w:t>
+      <w:t>2026-06-28</w:t>
       <w:br/>
       <w:br/>
     </w:r>

--- a/tillsyn/A 25592-2026 tillsynsbegäran.docx
+++ b/tillsyn/A 25592-2026 tillsynsbegäran.docx
@@ -930,7 +930,7 @@
     <w:r>
       <w:tab/>
       <w:tab/>
-      <w:t>2026-06-28</w:t>
+      <w:t>2026-06-29</w:t>
       <w:br/>
       <w:br/>
     </w:r>

--- a/tillsyn/A 25592-2026 tillsynsbegäran.docx
+++ b/tillsyn/A 25592-2026 tillsynsbegäran.docx
@@ -930,7 +930,7 @@
     <w:r>
       <w:tab/>
       <w:tab/>
-      <w:t>2026-06-29</w:t>
+      <w:t>2026-06-30</w:t>
       <w:br/>
       <w:br/>
     </w:r>

--- a/tillsyn/A 25592-2026 tillsynsbegäran.docx
+++ b/tillsyn/A 25592-2026 tillsynsbegäran.docx
@@ -930,7 +930,7 @@
     <w:r>
       <w:tab/>
       <w:tab/>
-      <w:t>2026-06-30</w:t>
+      <w:t>2026-07-01</w:t>
       <w:br/>
       <w:br/>
     </w:r>

--- a/tillsyn/A 25592-2026 tillsynsbegäran.docx
+++ b/tillsyn/A 25592-2026 tillsynsbegäran.docx
@@ -930,7 +930,7 @@
     <w:r>
       <w:tab/>
       <w:tab/>
-      <w:t>2026-07-01</w:t>
+      <w:t>2026-07-02</w:t>
       <w:br/>
       <w:br/>
     </w:r>

--- a/tillsyn/A 25592-2026 tillsynsbegäran.docx
+++ b/tillsyn/A 25592-2026 tillsynsbegäran.docx
@@ -930,7 +930,7 @@
     <w:r>
       <w:tab/>
       <w:tab/>
-      <w:t>2026-07-13</w:t>
+      <w:t>2026-07-14</w:t>
       <w:br/>
       <w:br/>
     </w:r>

--- a/tillsyn/A 25592-2026 tillsynsbegäran.docx
+++ b/tillsyn/A 25592-2026 tillsynsbegäran.docx
@@ -930,7 +930,7 @@
     <w:r>
       <w:tab/>
       <w:tab/>
-      <w:t>2026-07-14</w:t>
+      <w:t>2026-07-15</w:t>
       <w:br/>
       <w:br/>
     </w:r>

--- a/tillsyn/A 25592-2026 tillsynsbegäran.docx
+++ b/tillsyn/A 25592-2026 tillsynsbegäran.docx
@@ -930,7 +930,7 @@
     <w:r>
       <w:tab/>
       <w:tab/>
-      <w:t>2026-07-15</w:t>
+      <w:t>2026-07-16</w:t>
       <w:br/>
       <w:br/>
     </w:r>

--- a/tillsyn/A 25592-2026 tillsynsbegäran.docx
+++ b/tillsyn/A 25592-2026 tillsynsbegäran.docx
@@ -930,7 +930,7 @@
     <w:r>
       <w:tab/>
       <w:tab/>
-      <w:t>2026-07-16</w:t>
+      <w:t>2026-07-17</w:t>
       <w:br/>
       <w:br/>
     </w:r>

--- a/tillsyn/A 25592-2026 tillsynsbegäran.docx
+++ b/tillsyn/A 25592-2026 tillsynsbegäran.docx
@@ -930,7 +930,7 @@
     <w:r>
       <w:tab/>
       <w:tab/>
-      <w:t>2026-07-17</w:t>
+      <w:t>2026-07-18</w:t>
       <w:br/>
       <w:br/>
     </w:r>

--- a/tillsyn/A 25592-2026 tillsynsbegäran.docx
+++ b/tillsyn/A 25592-2026 tillsynsbegäran.docx
@@ -930,7 +930,7 @@
     <w:r>
       <w:tab/>
       <w:tab/>
-      <w:t>2026-07-18</w:t>
+      <w:t>2026-07-19</w:t>
       <w:br/>
       <w:br/>
     </w:r>

--- a/tillsyn/A 25592-2026 tillsynsbegäran.docx
+++ b/tillsyn/A 25592-2026 tillsynsbegäran.docx
@@ -930,7 +930,7 @@
     <w:r>
       <w:tab/>
       <w:tab/>
-      <w:t>2026-07-19</w:t>
+      <w:t>2026-07-20</w:t>
       <w:br/>
       <w:br/>
     </w:r>

--- a/tillsyn/A 25592-2026 tillsynsbegäran.docx
+++ b/tillsyn/A 25592-2026 tillsynsbegäran.docx
@@ -930,7 +930,7 @@
     <w:r>
       <w:tab/>
       <w:tab/>
-      <w:t>2026-07-20</w:t>
+      <w:t>2026-07-21</w:t>
       <w:br/>
       <w:br/>
     </w:r>

--- a/tillsyn/A 25592-2026 tillsynsbegäran.docx
+++ b/tillsyn/A 25592-2026 tillsynsbegäran.docx
@@ -930,7 +930,7 @@
     <w:r>
       <w:tab/>
       <w:tab/>
-      <w:t>2026-07-21</w:t>
+      <w:t>2026-07-22</w:t>
       <w:br/>
       <w:br/>
     </w:r>

--- a/tillsyn/A 25592-2026 tillsynsbegäran.docx
+++ b/tillsyn/A 25592-2026 tillsynsbegäran.docx
@@ -930,7 +930,7 @@
     <w:r>
       <w:tab/>
       <w:tab/>
-      <w:t>2026-07-22</w:t>
+      <w:t>2026-07-23</w:t>
       <w:br/>
       <w:br/>
     </w:r>

--- a/tillsyn/A 25592-2026 tillsynsbegäran.docx
+++ b/tillsyn/A 25592-2026 tillsynsbegäran.docx
@@ -930,7 +930,7 @@
     <w:r>
       <w:tab/>
       <w:tab/>
-      <w:t>2026-07-23</w:t>
+      <w:t>2026-07-24</w:t>
       <w:br/>
       <w:br/>
     </w:r>

--- a/tillsyn/A 25592-2026 tillsynsbegäran.docx
+++ b/tillsyn/A 25592-2026 tillsynsbegäran.docx
@@ -930,7 +930,7 @@
     <w:r>
       <w:tab/>
       <w:tab/>
-      <w:t>2026-07-24</w:t>
+      <w:t>2026-07-25</w:t>
       <w:br/>
       <w:br/>
     </w:r>

--- a/tillsyn/A 25592-2026 tillsynsbegäran.docx
+++ b/tillsyn/A 25592-2026 tillsynsbegäran.docx
@@ -930,7 +930,7 @@
     <w:r>
       <w:tab/>
       <w:tab/>
-      <w:t>2026-07-25</w:t>
+      <w:t>2026-07-26</w:t>
       <w:br/>
       <w:br/>
     </w:r>

--- a/tillsyn/A 25592-2026 tillsynsbegäran.docx
+++ b/tillsyn/A 25592-2026 tillsynsbegäran.docx
@@ -930,7 +930,7 @@
     <w:r>
       <w:tab/>
       <w:tab/>
-      <w:t>2026-07-26</w:t>
+      <w:t>2026-07-27</w:t>
       <w:br/>
       <w:br/>
     </w:r>

--- a/tillsyn/A 25592-2026 tillsynsbegäran.docx
+++ b/tillsyn/A 25592-2026 tillsynsbegäran.docx
@@ -930,7 +930,7 @@
     <w:r>
       <w:tab/>
       <w:tab/>
-      <w:t>2026-07-27</w:t>
+      <w:t>2026-07-28</w:t>
       <w:br/>
       <w:br/>
     </w:r>

--- a/tillsyn/A 25592-2026 tillsynsbegäran.docx
+++ b/tillsyn/A 25592-2026 tillsynsbegäran.docx
@@ -930,7 +930,7 @@
     <w:r>
       <w:tab/>
       <w:tab/>
-      <w:t>2026-07-28</w:t>
+      <w:t>2026-07-29</w:t>
       <w:br/>
       <w:br/>
     </w:r>

--- a/tillsyn/A 25592-2026 tillsynsbegäran.docx
+++ b/tillsyn/A 25592-2026 tillsynsbegäran.docx
@@ -930,7 +930,7 @@
     <w:r>
       <w:tab/>
       <w:tab/>
-      <w:t>2026-07-29</w:t>
+      <w:t>2026-07-30</w:t>
       <w:br/>
       <w:br/>
     </w:r>

--- a/tillsyn/A 25592-2026 tillsynsbegäran.docx
+++ b/tillsyn/A 25592-2026 tillsynsbegäran.docx
@@ -930,7 +930,7 @@
     <w:r>
       <w:tab/>
       <w:tab/>
-      <w:t>2026-07-30</w:t>
+      <w:t>2026-07-31</w:t>
       <w:br/>
       <w:br/>
     </w:r>

--- a/tillsyn/A 25592-2026 tillsynsbegäran.docx
+++ b/tillsyn/A 25592-2026 tillsynsbegäran.docx
@@ -930,7 +930,7 @@
     <w:r>
       <w:tab/>
       <w:tab/>
-      <w:t>2026-07-31</w:t>
+      <w:t>2026-08-01</w:t>
       <w:br/>
       <w:br/>
     </w:r>

--- a/tillsyn/A 25592-2026 tillsynsbegäran.docx
+++ b/tillsyn/A 25592-2026 tillsynsbegäran.docx
@@ -930,7 +930,7 @@
     <w:r>
       <w:tab/>
       <w:tab/>
-      <w:t>2026-08-01</w:t>
+      <w:t>2026-08-02</w:t>
       <w:br/>
       <w:br/>
     </w:r>

--- a/tillsyn/A 25592-2026 tillsynsbegäran.docx
+++ b/tillsyn/A 25592-2026 tillsynsbegäran.docx
@@ -930,7 +930,7 @@
     <w:r>
       <w:tab/>
       <w:tab/>
-      <w:t>2026-08-02</w:t>
+      <w:t>2026-08-03</w:t>
       <w:br/>
       <w:br/>
     </w:r>

--- a/tillsyn/A 25592-2026 tillsynsbegäran.docx
+++ b/tillsyn/A 25592-2026 tillsynsbegäran.docx
@@ -930,7 +930,7 @@
     <w:r>
       <w:tab/>
       <w:tab/>
-      <w:t>2026-08-03</w:t>
+      <w:t>2026-08-05</w:t>
       <w:br/>
       <w:br/>
     </w:r>

--- a/tillsyn/A 25592-2026 tillsynsbegäran.docx
+++ b/tillsyn/A 25592-2026 tillsynsbegäran.docx
@@ -930,7 +930,7 @@
     <w:r>
       <w:tab/>
       <w:tab/>
-      <w:t>2026-08-05</w:t>
+      <w:t>2026-08-07</w:t>
       <w:br/>
       <w:br/>
     </w:r>

--- a/tillsyn/A 25592-2026 tillsynsbegäran.docx
+++ b/tillsyn/A 25592-2026 tillsynsbegäran.docx
@@ -930,7 +930,7 @@
     <w:r>
       <w:tab/>
       <w:tab/>
-      <w:t>2026-08-07</w:t>
+      <w:t>2026-08-08</w:t>
       <w:br/>
       <w:br/>
     </w:r>

--- a/tillsyn/A 25592-2026 tillsynsbegäran.docx
+++ b/tillsyn/A 25592-2026 tillsynsbegäran.docx
@@ -60,7 +60,7 @@
         <w:spacing w:after="240"/>
       </w:pPr>
       <w:r>
-        <w:t>Figur 1. Fyndplatser för naturvårdsarter inom 25 meter från avverkningsanmälan. Markörer utan svart kant är placerade på fyndplatsen. Markörer med svart kant är placerade vid sidan av fyndplatsen har ett svart streck som visar fyndplatsens exakta position. Kartans mittpunktskoordinat är N 7152423, E 691105 i SWEREF 99 TM.</w:t>
+        <w:t>Figur 1. Fyndplatser för naturvårdsarter inom 25 meter från avverkningsanmälan. Markörer utan svart kant är placerade på fyndplatsen. Markörer med svart kant är placerade vid sidan av fyndplatsen och har ett svart streck som visar fyndplatsens exakta position. Kartans mittpunktskoordinat är N 7152423, E 691105 i SWEREF 99 TM.</w:t>
       </w:r>
     </w:p>
     <w:p>
@@ -930,7 +930,7 @@
     <w:r>
       <w:tab/>
       <w:tab/>
-      <w:t>2026-08-14</w:t>
+      <w:t>2026-08-15</w:t>
       <w:br/>
       <w:br/>
     </w:r>

--- a/tillsyn/A 25592-2026 tillsynsbegäran.docx
+++ b/tillsyn/A 25592-2026 tillsynsbegäran.docx
@@ -930,7 +930,7 @@
     <w:r>
       <w:tab/>
       <w:tab/>
-      <w:t>2026-08-15</w:t>
+      <w:t>2026-08-16</w:t>
       <w:br/>
       <w:br/>
     </w:r>

--- a/tillsyn/A 25592-2026 tillsynsbegäran.docx
+++ b/tillsyn/A 25592-2026 tillsynsbegäran.docx
@@ -930,7 +930,7 @@
     <w:r>
       <w:tab/>
       <w:tab/>
-      <w:t>2026-08-16</w:t>
+      <w:t>2026-08-17</w:t>
       <w:br/>
       <w:br/>
     </w:r>

--- a/tillsyn/A 25592-2026 tillsynsbegäran.docx
+++ b/tillsyn/A 25592-2026 tillsynsbegäran.docx
@@ -930,7 +930,7 @@
     <w:r>
       <w:tab/>
       <w:tab/>
-      <w:t>2026-08-17</w:t>
+      <w:t>2026-08-18</w:t>
       <w:br/>
       <w:br/>
     </w:r>

--- a/tillsyn/A 25592-2026 tillsynsbegäran.docx
+++ b/tillsyn/A 25592-2026 tillsynsbegäran.docx
@@ -930,7 +930,7 @@
     <w:r>
       <w:tab/>
       <w:tab/>
-      <w:t>2026-08-18</w:t>
+      <w:t>2026-08-19</w:t>
       <w:br/>
       <w:br/>
     </w:r>

--- a/tillsyn/A 25592-2026 tillsynsbegäran.docx
+++ b/tillsyn/A 25592-2026 tillsynsbegäran.docx
@@ -930,7 +930,7 @@
     <w:r>
       <w:tab/>
       <w:tab/>
-      <w:t>2026-08-19</w:t>
+      <w:t>2026-08-20</w:t>
       <w:br/>
       <w:br/>
     </w:r>

--- a/tillsyn/A 25592-2026 tillsynsbegäran.docx
+++ b/tillsyn/A 25592-2026 tillsynsbegäran.docx
@@ -930,7 +930,7 @@
     <w:r>
       <w:tab/>
       <w:tab/>
-      <w:t>2026-08-20</w:t>
+      <w:t>2026-08-21</w:t>
       <w:br/>
       <w:br/>
     </w:r>

--- a/tillsyn/A 25592-2026 tillsynsbegäran.docx
+++ b/tillsyn/A 25592-2026 tillsynsbegäran.docx
@@ -930,7 +930,7 @@
     <w:r>
       <w:tab/>
       <w:tab/>
-      <w:t>2026-08-21</w:t>
+      <w:t>2026-08-22</w:t>
       <w:br/>
       <w:br/>
     </w:r>

--- a/tillsyn/A 25592-2026 tillsynsbegäran.docx
+++ b/tillsyn/A 25592-2026 tillsynsbegäran.docx
@@ -930,7 +930,7 @@
     <w:r>
       <w:tab/>
       <w:tab/>
-      <w:t>2026-08-22</w:t>
+      <w:t>2026-08-23</w:t>
       <w:br/>
       <w:br/>
     </w:r>

--- a/tillsyn/A 25592-2026 tillsynsbegäran.docx
+++ b/tillsyn/A 25592-2026 tillsynsbegäran.docx
@@ -930,7 +930,7 @@
     <w:r>
       <w:tab/>
       <w:tab/>
-      <w:t>2026-08-23</w:t>
+      <w:t>2026-08-24</w:t>
       <w:br/>
       <w:br/>
     </w:r>

--- a/tillsyn/A 25592-2026 tillsynsbegäran.docx
+++ b/tillsyn/A 25592-2026 tillsynsbegäran.docx
@@ -930,7 +930,7 @@
     <w:r>
       <w:tab/>
       <w:tab/>
-      <w:t>2026-08-24</w:t>
+      <w:t>2026-08-25</w:t>
       <w:br/>
       <w:br/>
     </w:r>

--- a/tillsyn/A 25592-2026 tillsynsbegäran.docx
+++ b/tillsyn/A 25592-2026 tillsynsbegäran.docx
@@ -930,7 +930,7 @@
     <w:r>
       <w:tab/>
       <w:tab/>
-      <w:t>2026-08-25</w:t>
+      <w:t>2026-08-26</w:t>
       <w:br/>
       <w:br/>
     </w:r>

--- a/tillsyn/A 25592-2026 tillsynsbegäran.docx
+++ b/tillsyn/A 25592-2026 tillsynsbegäran.docx
@@ -930,7 +930,7 @@
     <w:r>
       <w:tab/>
       <w:tab/>
-      <w:t>2026-08-26</w:t>
+      <w:t>2026-08-27</w:t>
       <w:br/>
       <w:br/>
     </w:r>

--- a/tillsyn/A 25592-2026 tillsynsbegäran.docx
+++ b/tillsyn/A 25592-2026 tillsynsbegäran.docx
@@ -930,7 +930,7 @@
     <w:r>
       <w:tab/>
       <w:tab/>
-      <w:t>2026-08-27</w:t>
+      <w:t>2026-08-28</w:t>
       <w:br/>
       <w:br/>
     </w:r>

--- a/tillsyn/A 25592-2026 tillsynsbegäran.docx
+++ b/tillsyn/A 25592-2026 tillsynsbegäran.docx
@@ -930,7 +930,7 @@
     <w:r>
       <w:tab/>
       <w:tab/>
-      <w:t>2026-08-28</w:t>
+      <w:t>2026-08-29</w:t>
       <w:br/>
       <w:br/>
     </w:r>

--- a/tillsyn/A 25592-2026 tillsynsbegäran.docx
+++ b/tillsyn/A 25592-2026 tillsynsbegäran.docx
@@ -930,7 +930,7 @@
     <w:r>
       <w:tab/>
       <w:tab/>
-      <w:t>2026-08-29</w:t>
+      <w:t>2026-08-31</w:t>
       <w:br/>
       <w:br/>
     </w:r>

--- a/tillsyn/A 25592-2026 tillsynsbegäran.docx
+++ b/tillsyn/A 25592-2026 tillsynsbegäran.docx
@@ -930,7 +930,7 @@
     <w:r>
       <w:tab/>
       <w:tab/>
-      <w:t>2026-08-31</w:t>
+      <w:t>2026-09-01</w:t>
       <w:br/>
       <w:br/>
     </w:r>

--- a/tillsyn/A 25592-2026 tillsynsbegäran.docx
+++ b/tillsyn/A 25592-2026 tillsynsbegäran.docx
@@ -930,7 +930,7 @@
     <w:r>
       <w:tab/>
       <w:tab/>
-      <w:t>2026-09-01</w:t>
+      <w:t>2026-09-02</w:t>
       <w:br/>
       <w:br/>
     </w:r>

--- a/tillsyn/A 25592-2026 tillsynsbegäran.docx
+++ b/tillsyn/A 25592-2026 tillsynsbegäran.docx
@@ -930,7 +930,7 @@
     <w:r>
       <w:tab/>
       <w:tab/>
-      <w:t>2026-09-02</w:t>
+      <w:t>2026-09-03</w:t>
       <w:br/>
       <w:br/>
     </w:r>

--- a/tillsyn/A 25592-2026 tillsynsbegäran.docx
+++ b/tillsyn/A 25592-2026 tillsynsbegäran.docx
@@ -930,7 +930,7 @@
     <w:r>
       <w:tab/>
       <w:tab/>
-      <w:t>2026-09-03</w:t>
+      <w:t>2026-09-04</w:t>
       <w:br/>
       <w:br/>
     </w:r>

--- a/tillsyn/A 25592-2026 tillsynsbegäran.docx
+++ b/tillsyn/A 25592-2026 tillsynsbegäran.docx
@@ -930,7 +930,7 @@
     <w:r>
       <w:tab/>
       <w:tab/>
-      <w:t>2026-09-04</w:t>
+      <w:t>2026-09-05</w:t>
       <w:br/>
       <w:br/>
     </w:r>
